--- a/docs/Lessons/Lesson 12 - Hearing It Happen/Lesson_12_Plan.docx
+++ b/docs/Lessons/Lesson 12 - Hearing It Happen/Lesson_12_Plan.docx
@@ -67,7 +67,7 @@
         <w:t xml:space="preserve">Objectives: </w:t>
       </w:r>
       <w:r>
-        <w:t xml:space="preserve">Wire four sound cues (shoot, explosion, wave clear, game over) into the exact code paths that already represent those events; recognize why event-driven trigger points don't need a manual replay guard; formalize sound effects that were optional 'Level 3 stretch' ideas in Lessons 2-6 into a required capstone feature.</w:t>
+        <w:t xml:space="preserve">Wire sound cues (shoot, explosion, wave clear, life lost, game over) into the exact code paths that already represent those events; recognize why event-driven trigger points don't need a manual replay guard; formalize sound effects that were optional 'Level 3 stretch' ideas in Lessons 2-8 into a required capstone feature.</w:t>
       </w:r>
     </w:p>
     <w:p>
@@ -127,7 +127,7 @@
         <w:t xml:space="preserve">Materials: </w:t>
       </w:r>
       <w:r>
-        <w:t xml:space="preserve">Demo laptop with all 8 engines verified and audio output working (see Teacher's Checklist); Student Handouts, one per engine; students' own Lesson 11 projects (already saved); two new sound assets (sfx_wave.wav, sfx_lose.wav) - no other new assets needed this week</w:t>
+        <w:t xml:space="preserve">Demo laptop with all 8 engines verified and audio output working (see Teacher's Checklist); Student Handouts, one per engine; students' own Lesson 11 projects (already saved); one new sound asset (sfx_wave.wav) - no other new assets needed this week</w:t>
       </w:r>
     </w:p>
     <w:p>
@@ -593,7 +593,7 @@
         <w:spacing w:after="60"/>
       </w:pPr>
       <w:r>
-        <w:t xml:space="preserve">Level 1 (Minimal): all four sounds play at the correct moment at least once - shoot, explosion/hit, wave clear, game over.</w:t>
+        <w:t xml:space="preserve">Level 1 (Minimal): every expected sound plays at the correct moment at least once - shoot, explosion/hit, wave clear, life lost, game over.</w:t>
       </w:r>
     </w:p>
     <w:p>
@@ -606,7 +606,7 @@
         <w:spacing w:after="60"/>
       </w:pPr>
       <w:r>
-        <w:t xml:space="preserve">Level 2 (Complete): all four fire reliably every time with no missing or duplicate playback, and none interfere with each other on the same frame.</w:t>
+        <w:t xml:space="preserve">Level 2 (Complete): every sound fires reliably every time with no missing or duplicate playback, and none interfere with each other on the same frame.</w:t>
       </w:r>
     </w:p>
     <w:p>
